--- a/atelier/atelier_151.docx
+++ b/atelier/atelier_151.docx
@@ -474,7 +474,7 @@
                 <w:b w:val="false"/>
                 <w:bCs w:val="false"/>
               </w:rPr>
-              <w:t xml:space="preserve">Découpage maîtrisé et pratiqué (#149, #150)</w:t>
+              <w:t xml:space="preserve">Découpage maîtrisé et pratiqué</w:t>
             </w:r>
           </w:p>
         </w:tc>
@@ -493,7 +493,7 @@
         <w:spacing w:after="120"/>
       </w:pPr>
       <w:r>
-        <w:t xml:space="preserve">La squad sait découper (#149-150). Pour ancrer durablement des MR petites, elle peut se donner un repère chiffré : un seuil de taille au-delà duquel une MR est considérée comme « trop grosse » et devrait être découpée. Une règle souvent citée est « ~200 lignes » (ou un nombre de fichiers, par exemple moins de 10, comme le seuil du hub). Le sujet de cet atelier est de co-décider ce seuil — adapté à la squad — et les mécanismes de rappel qui le font respecter : un signal quand une MR le dépasse, pour déclencher la question « peut-on la découper ? ». Le seuil n’est pas un couperet mais un déclencheur de réflexion. Comme pour le SLA de review (#133), un repère chiffré transforme une bonne intention en pratique tenue.</w:t>
+        <w:t xml:space="preserve">La squad sait découper. Pour ancrer durablement des MR petites, elle peut se donner un repère chiffré : un seuil de taille au-delà duquel une MR est considérée comme « trop grosse » et devrait être découpée. Une règle souvent citée est « ~200 lignes » (ou un nombre de fichiers, par exemple moins de 10, comme le seuil du hub). Le sujet de cet atelier est de co-décider ce seuil — adapté à la squad — et les mécanismes de rappel qui le font respecter : un signal quand une MR le dépasse, pour déclencher la question « peut-on la découper ? ». Le seuil n’est pas un couperet mais un déclencheur de réflexion. Comme pour le SLA de review, un repère chiffré transforme une bonne intention en pratique tenue.</w:t>
       </w:r>
     </w:p>
     <w:p>
@@ -514,7 +514,7 @@
         <w:spacing w:after="80"/>
       </w:pPr>
       <w:r>
-        <w:t xml:space="preserve">Un seuil chiffré objective le « trop gros » : « une MR raisonnable » est subjectif ; « au-delà de ~200 lignes, on se demande si on découpe » est un repère clair que chacun peut appliquer. Le seuil enlève le débat et déclenche la bonne question au bon moment. C’est la même logique d’objectivation que les autres seuils du corpus (âge des branches #82, SLA #133).</w:t>
+        <w:t xml:space="preserve">Un seuil chiffré objective le « trop gros » : « une MR raisonnable » est subjectif ; « au-delà de ~200 lignes, on se demande si on découpe » est un repère clair que chacun peut appliquer. Le seuil enlève le débat et déclenche la bonne question au bon moment. C’est la même logique d’objectivation que les autres seuils du corpus (âge des branches, SLA).</w:t>
       </w:r>
     </w:p>
     <w:p>
@@ -553,7 +553,7 @@
         <w:spacing w:after="80"/>
       </w:pPr>
       <w:r>
-        <w:t xml:space="preserve">Le rappel rend le seuil vivant : un seuil que personne ne surveille s’oublie. Un rappel automatique (un signal quand une MR dépasse le seuil, par exemple un label ou un commentaire de bot sur la MR) déclenche la réflexion sans dépendre de la vigilance. Comme les rappels de review (#134), l’automatisation fait tenir la règle.</w:t>
+        <w:t xml:space="preserve">Le rappel rend le seuil vivant : un seuil que personne ne surveille s’oublie. Un rappel automatique (un signal quand une MR dépasse le seuil, par exemple un label ou un commentaire de bot sur la MR) déclenche la réflexion sans dépendre de la vigilance. Comme les rappels de review, l’automatisation fait tenir la règle.</w:t>
       </w:r>
     </w:p>
     <w:p>
@@ -624,7 +624,7 @@
                 <w:sz w:val="18"/>
                 <w:szCs w:val="18"/>
               </w:rPr>
-              <w:t xml:space="preserve">  Repère de départ (ajustable) :</w:t>
+              <w:t xml:space="preserve"> Repère de départ (ajustable) :</w:t>
             </w:r>
           </w:p>
           <w:p>
@@ -634,7 +634,7 @@
                 <w:sz w:val="18"/>
                 <w:szCs w:val="18"/>
               </w:rPr>
-              <w:t xml:space="preserve">    ~200 lignes modifiées  OU  &lt; 10 fichiers = bon</w:t>
+              <w:t xml:space="preserve"> ~200 lignes modifiées OU &lt; 10 fichiers = bon</w:t>
             </w:r>
           </w:p>
           <w:p>
@@ -644,7 +644,7 @@
                 <w:sz w:val="18"/>
                 <w:szCs w:val="18"/>
               </w:rPr>
-              <w:t xml:space="preserve">    (cf. seuils hub : bon &lt;10, moyen &lt;25, faible &gt;=25)</w:t>
+              <w:t xml:space="preserve"> (cf. seuils hub : bon &lt;10, moyen &lt;25, faible &gt;=25)</w:t>
             </w:r>
           </w:p>
           <w:p>
@@ -664,7 +664,7 @@
                 <w:sz w:val="18"/>
                 <w:szCs w:val="18"/>
               </w:rPr>
-              <w:t xml:space="preserve">  Au dépassement -&gt; RAPPEL automatique sur la MR :</w:t>
+              <w:t xml:space="preserve"> Au dépassement -&gt; RAPPEL automatique sur la MR :</w:t>
             </w:r>
           </w:p>
           <w:p>
@@ -674,7 +674,7 @@
                 <w:sz w:val="18"/>
                 <w:szCs w:val="18"/>
               </w:rPr>
-              <w:t xml:space="preserve">    'Cette MR dépasse le seuil. Peut-on la découper ?'</w:t>
+              <w:t xml:space="preserve"> 'Cette MR dépasse le seuil. Peut-on la découper ?'</w:t>
             </w:r>
           </w:p>
           <w:p>
@@ -684,7 +684,7 @@
                 <w:sz w:val="18"/>
                 <w:szCs w:val="18"/>
               </w:rPr>
-              <w:t xml:space="preserve">    (label 'large-MR', commentaire de bot, ou check CI)</w:t>
+              <w:t xml:space="preserve"> (label 'large-MR', commentaire de bot, ou check CI)</w:t>
             </w:r>
           </w:p>
           <w:p>
@@ -704,7 +704,7 @@
                 <w:sz w:val="18"/>
                 <w:szCs w:val="18"/>
               </w:rPr>
-              <w:t xml:space="preserve">  Exceptions légitimes assumées (refactoring mécanique,</w:t>
+              <w:t xml:space="preserve"> Exceptions légitimes assumées (refactoring mécanique,</w:t>
             </w:r>
           </w:p>
           <w:p>
@@ -714,7 +714,7 @@
                 <w:sz w:val="18"/>
                 <w:szCs w:val="18"/>
               </w:rPr>
-              <w:t xml:space="preserve">  code généré) -&gt; on note, on ne force pas.</w:t>
+              <w:t xml:space="preserve"> code généré) -&gt; on note, on ne force pas.</w:t>
             </w:r>
           </w:p>
           <w:p>
@@ -734,7 +734,7 @@
                 <w:sz w:val="18"/>
                 <w:szCs w:val="18"/>
               </w:rPr>
-              <w:t xml:space="preserve">  Le seuil OUVRE la question du découpage, il ne</w:t>
+              <w:t xml:space="preserve"> Le seuil OUVRE la question du découpage, il ne</w:t>
             </w:r>
           </w:p>
           <w:p>
@@ -744,7 +744,7 @@
                 <w:sz w:val="18"/>
                 <w:szCs w:val="18"/>
               </w:rPr>
-              <w:t xml:space="preserve">  l'impose pas aveuglément.</w:t>
+              <w:t xml:space="preserve"> l'impose pas aveuglément.</w:t>
             </w:r>
           </w:p>
         </w:tc>
@@ -1091,7 +1091,7 @@
         <w:spacing w:after="120"/>
       </w:pPr>
       <w:r>
-        <w:t xml:space="preserve">Le seuil ancre la taille. Reste #152 (identifier les patterns qui produisent de grosses MR et les anticiper), qui clôt Q04. Le seuil d’aujourd’hui rend visibles les dépassements ; le #152 en cherchera les causes récurrentes.</w:t>
+        <w:t xml:space="preserve">Le seuil ancre la taille. Reste (identifier les patterns qui produisent de grosses MR et les anticiper), qui clôt Q04. Le seuil d’aujourd’hui rend visibles les dépassements ; le anticiper les patterns de grosses MR en cherchera les causes récurrentes.</w:t>
       </w:r>
     </w:p>
     <w:p>
@@ -1107,7 +1107,7 @@
         <w:spacing w:after="120"/>
       </w:pPr>
       <w:r>
-        <w:t xml:space="preserve">La squad a co-décidé un seuil de taille de MR (à partir d’un repère ajusté à son contexte) et mis en place un rappel automatique non bloquant qui déclenche la question du découpage au dépassement, en assumant les exceptions légitimes. Le seuil est un déclencheur de réflexion, pas un couperet, et il transforme le découpage en réflexe surveillé. La mesure Taille MR du hub a une cible explicite. La question Q04 systématise la taille raisonnable, prête à anticiper les patterns de grosses MR (#152).</w:t>
+        <w:t xml:space="preserve">La squad a co-décidé un seuil de taille de MR (à partir d’un repère ajusté à son contexte) et mis en place un rappel automatique non bloquant qui déclenche la question du découpage au dépassement, en assumant les exceptions légitimes. Le seuil est un déclencheur de réflexion, pas un couperet, et il transforme le découpage en réflexe surveillé. La mesure Taille MR du hub a une cible explicite. La question Q04 systématise la taille raisonnable, prête à anticiper les patterns de grosses MR.</w:t>
       </w:r>
     </w:p>
     <w:sectPr>
